--- a/최종산출물/3.수행일지/4조 12월 7주차 수행일지 1205.docx
+++ b/최종산출물/3.수행일지/4조 12월 7주차 수행일지 1205.docx
@@ -217,19 +217,8 @@
                 <w:sz w:val="20"/>
                 <w:szCs w:val="20"/>
               </w:rPr>
-              <w:t xml:space="preserve">프로젝트 </w:t>
-            </w:r>
-            <w:proofErr w:type="spellStart"/>
-            <w:r>
-              <w:rPr>
-                <w:rFonts w:ascii="맑은 고딕" w:eastAsia="맑은 고딕" w:hAnsi="맑은 고딕" w:cs="맑은 고딕"/>
-                <w:b/>
-                <w:sz w:val="20"/>
-                <w:szCs w:val="20"/>
-              </w:rPr>
-              <w:t>팀명</w:t>
-            </w:r>
-            <w:proofErr w:type="spellEnd"/>
+              <w:t>프로젝트 팀명</w:t>
+            </w:r>
           </w:p>
         </w:tc>
         <w:tc>
@@ -253,53 +242,12 @@
                 <w:szCs w:val="23"/>
               </w:rPr>
             </w:pPr>
-            <w:proofErr w:type="spellStart"/>
             <w:r>
               <w:rPr>
                 <w:sz w:val="23"/>
                 <w:szCs w:val="23"/>
               </w:rPr>
-              <w:t>Coco</w:t>
-            </w:r>
-            <w:proofErr w:type="spellEnd"/>
-            <w:r>
-              <w:rPr>
-                <w:sz w:val="23"/>
-                <w:szCs w:val="23"/>
-              </w:rPr>
-              <w:t xml:space="preserve"> (</w:t>
-            </w:r>
-            <w:proofErr w:type="spellStart"/>
-            <w:r>
-              <w:rPr>
-                <w:sz w:val="23"/>
-                <w:szCs w:val="23"/>
-              </w:rPr>
-              <w:t>Cosmetic</w:t>
-            </w:r>
-            <w:proofErr w:type="spellEnd"/>
-            <w:r>
-              <w:rPr>
-                <w:sz w:val="23"/>
-                <w:szCs w:val="23"/>
-              </w:rPr>
-              <w:t xml:space="preserve"> + </w:t>
-            </w:r>
-            <w:proofErr w:type="spellStart"/>
-            <w:r>
-              <w:rPr>
-                <w:sz w:val="23"/>
-                <w:szCs w:val="23"/>
-              </w:rPr>
-              <w:t>Comment</w:t>
-            </w:r>
-            <w:proofErr w:type="spellEnd"/>
-            <w:r>
-              <w:rPr>
-                <w:sz w:val="23"/>
-                <w:szCs w:val="23"/>
-              </w:rPr>
-              <w:t>)</w:t>
+              <w:t>Coco (Cosmetic + Comment)</w:t>
             </w:r>
           </w:p>
         </w:tc>
@@ -330,7 +278,6 @@
                 <w:tag w:val="goog_rdk_0"/>
                 <w:id w:val="1673375248"/>
               </w:sdtPr>
-              <w:sdtEndPr/>
               <w:sdtContent>
                 <w:r>
                   <w:rPr>
@@ -371,18 +318,8 @@
                 <w:sz w:val="20"/>
                 <w:szCs w:val="20"/>
               </w:rPr>
-              <w:t xml:space="preserve">팀장: </w:t>
-            </w:r>
-            <w:proofErr w:type="spellStart"/>
-            <w:r>
-              <w:rPr>
-                <w:rFonts w:ascii="맑은 고딕" w:eastAsia="맑은 고딕" w:hAnsi="맑은 고딕" w:cs="맑은 고딕" w:hint="eastAsia"/>
-                <w:sz w:val="20"/>
-                <w:szCs w:val="20"/>
-              </w:rPr>
-              <w:t>신태엽</w:t>
-            </w:r>
-            <w:proofErr w:type="spellEnd"/>
+              <w:t>팀장: 신태엽</w:t>
+            </w:r>
           </w:p>
           <w:p>
             <w:pPr>
@@ -400,70 +337,24 @@
                 <w:sz w:val="20"/>
                 <w:szCs w:val="20"/>
               </w:rPr>
-              <w:t xml:space="preserve">팀원: </w:t>
-            </w:r>
-            <w:proofErr w:type="spellStart"/>
+              <w:t>팀원: 이규리, 이준범,</w:t>
+            </w:r>
             <w:r>
               <w:rPr>
                 <w:rFonts w:ascii="맑은 고딕" w:eastAsia="맑은 고딕" w:hAnsi="맑은 고딕" w:cs="맑은 고딕" w:hint="eastAsia"/>
                 <w:sz w:val="20"/>
                 <w:szCs w:val="20"/>
               </w:rPr>
-              <w:t>이규리</w:t>
-            </w:r>
-            <w:proofErr w:type="spellEnd"/>
+              <w:t xml:space="preserve"> 임응규,</w:t>
+            </w:r>
             <w:r>
               <w:rPr>
                 <w:rFonts w:ascii="맑은 고딕" w:eastAsia="맑은 고딕" w:hAnsi="맑은 고딕" w:cs="맑은 고딕" w:hint="eastAsia"/>
                 <w:sz w:val="20"/>
                 <w:szCs w:val="20"/>
               </w:rPr>
-              <w:t>, 이준범,</w:t>
-            </w:r>
-            <w:r>
-              <w:rPr>
-                <w:rFonts w:ascii="맑은 고딕" w:eastAsia="맑은 고딕" w:hAnsi="맑은 고딕" w:cs="맑은 고딕" w:hint="eastAsia"/>
-                <w:sz w:val="20"/>
-                <w:szCs w:val="20"/>
-              </w:rPr>
-              <w:t xml:space="preserve"> </w:t>
-            </w:r>
-            <w:proofErr w:type="spellStart"/>
-            <w:r>
-              <w:rPr>
-                <w:rFonts w:ascii="맑은 고딕" w:eastAsia="맑은 고딕" w:hAnsi="맑은 고딕" w:cs="맑은 고딕" w:hint="eastAsia"/>
-                <w:sz w:val="20"/>
-                <w:szCs w:val="20"/>
-              </w:rPr>
-              <w:t>임응규</w:t>
-            </w:r>
-            <w:proofErr w:type="spellEnd"/>
-            <w:r>
-              <w:rPr>
-                <w:rFonts w:ascii="맑은 고딕" w:eastAsia="맑은 고딕" w:hAnsi="맑은 고딕" w:cs="맑은 고딕" w:hint="eastAsia"/>
-                <w:sz w:val="20"/>
-                <w:szCs w:val="20"/>
-              </w:rPr>
-              <w:t>,</w:t>
-            </w:r>
-            <w:r>
-              <w:rPr>
-                <w:rFonts w:ascii="맑은 고딕" w:eastAsia="맑은 고딕" w:hAnsi="맑은 고딕" w:cs="맑은 고딕" w:hint="eastAsia"/>
-                <w:sz w:val="20"/>
-                <w:szCs w:val="20"/>
-              </w:rPr>
-              <w:t xml:space="preserve"> 최승훈, </w:t>
-            </w:r>
-            <w:proofErr w:type="spellStart"/>
-            <w:r>
-              <w:rPr>
-                <w:rFonts w:ascii="맑은 고딕" w:eastAsia="맑은 고딕" w:hAnsi="맑은 고딕" w:cs="맑은 고딕" w:hint="eastAsia"/>
-                <w:sz w:val="20"/>
-                <w:szCs w:val="20"/>
-              </w:rPr>
-              <w:t>추현민</w:t>
-            </w:r>
-            <w:proofErr w:type="spellEnd"/>
+              <w:t xml:space="preserve"> 최승훈, 추현민</w:t>
+            </w:r>
           </w:p>
         </w:tc>
       </w:tr>
@@ -732,7 +623,6 @@
                 <w:szCs w:val="20"/>
               </w:rPr>
             </w:pPr>
-            <w:proofErr w:type="spellStart"/>
             <w:r>
               <w:rPr>
                 <w:rFonts w:ascii="맑은 고딕" w:eastAsia="맑은 고딕" w:hAnsi="맑은 고딕" w:cs="맑은 고딕" w:hint="eastAsia"/>
@@ -742,7 +632,6 @@
               </w:rPr>
               <w:t>신태엽</w:t>
             </w:r>
-            <w:proofErr w:type="spellEnd"/>
           </w:p>
         </w:tc>
         <w:tc>
@@ -802,29 +691,7 @@
                 <w:szCs w:val="20"/>
                 <w:lang w:val="en-US"/>
               </w:rPr>
-              <w:t xml:space="preserve">* </w:t>
-            </w:r>
-            <w:proofErr w:type="spellStart"/>
-            <w:r>
-              <w:rPr>
-                <w:rFonts w:ascii="맑은 고딕" w:eastAsia="맑은 고딕" w:hAnsi="맑은 고딕" w:cs="맑은 고딕"/>
-                <w:b/>
-                <w:sz w:val="20"/>
-                <w:szCs w:val="20"/>
-                <w:lang w:val="en-US"/>
-              </w:rPr>
-              <w:t>aws</w:t>
-            </w:r>
-            <w:proofErr w:type="spellEnd"/>
-            <w:r>
-              <w:rPr>
-                <w:rFonts w:ascii="맑은 고딕" w:eastAsia="맑은 고딕" w:hAnsi="맑은 고딕" w:cs="맑은 고딕"/>
-                <w:b/>
-                <w:sz w:val="20"/>
-                <w:szCs w:val="20"/>
-                <w:lang w:val="en-US"/>
-              </w:rPr>
-              <w:t xml:space="preserve"> 연동 </w:t>
+              <w:t xml:space="preserve">* aws 연동 </w:t>
             </w:r>
           </w:p>
           <w:p>
@@ -846,51 +713,7 @@
                 <w:szCs w:val="20"/>
                 <w:lang w:val="en-US"/>
               </w:rPr>
-              <w:t xml:space="preserve">* </w:t>
-            </w:r>
-            <w:proofErr w:type="spellStart"/>
-            <w:r>
-              <w:rPr>
-                <w:rFonts w:ascii="맑은 고딕" w:eastAsia="맑은 고딕" w:hAnsi="맑은 고딕" w:cs="맑은 고딕"/>
-                <w:b/>
-                <w:sz w:val="20"/>
-                <w:szCs w:val="20"/>
-                <w:lang w:val="en-US"/>
-              </w:rPr>
-              <w:t>docker</w:t>
-            </w:r>
-            <w:proofErr w:type="spellEnd"/>
-            <w:r>
-              <w:rPr>
-                <w:rFonts w:ascii="맑은 고딕" w:eastAsia="맑은 고딕" w:hAnsi="맑은 고딕" w:cs="맑은 고딕"/>
-                <w:b/>
-                <w:sz w:val="20"/>
-                <w:szCs w:val="20"/>
-                <w:lang w:val="en-US"/>
-              </w:rPr>
-              <w:t xml:space="preserve"> 설정 및 </w:t>
-            </w:r>
-            <w:proofErr w:type="spellStart"/>
-            <w:r>
-              <w:rPr>
-                <w:rFonts w:ascii="맑은 고딕" w:eastAsia="맑은 고딕" w:hAnsi="맑은 고딕" w:cs="맑은 고딕"/>
-                <w:b/>
-                <w:sz w:val="20"/>
-                <w:szCs w:val="20"/>
-                <w:lang w:val="en-US"/>
-              </w:rPr>
-              <w:t>tomcat</w:t>
-            </w:r>
-            <w:proofErr w:type="spellEnd"/>
-            <w:r>
-              <w:rPr>
-                <w:rFonts w:ascii="맑은 고딕" w:eastAsia="맑은 고딕" w:hAnsi="맑은 고딕" w:cs="맑은 고딕"/>
-                <w:b/>
-                <w:sz w:val="20"/>
-                <w:szCs w:val="20"/>
-                <w:lang w:val="en-US"/>
-              </w:rPr>
-              <w:t xml:space="preserve"> 설정 </w:t>
+              <w:t xml:space="preserve">* docker 설정 및 tomcat 설정 </w:t>
             </w:r>
           </w:p>
           <w:p>
@@ -934,29 +757,7 @@
                 <w:szCs w:val="20"/>
                 <w:lang w:val="en-US"/>
               </w:rPr>
-              <w:t xml:space="preserve">* 프론트 및 </w:t>
-            </w:r>
-            <w:proofErr w:type="spellStart"/>
-            <w:r>
-              <w:rPr>
-                <w:rFonts w:ascii="맑은 고딕" w:eastAsia="맑은 고딕" w:hAnsi="맑은 고딕" w:cs="맑은 고딕"/>
-                <w:b/>
-                <w:sz w:val="20"/>
-                <w:szCs w:val="20"/>
-                <w:lang w:val="en-US"/>
-              </w:rPr>
-              <w:t>백엔드</w:t>
-            </w:r>
-            <w:proofErr w:type="spellEnd"/>
-            <w:r>
-              <w:rPr>
-                <w:rFonts w:ascii="맑은 고딕" w:eastAsia="맑은 고딕" w:hAnsi="맑은 고딕" w:cs="맑은 고딕"/>
-                <w:b/>
-                <w:sz w:val="20"/>
-                <w:szCs w:val="20"/>
-                <w:lang w:val="en-US"/>
-              </w:rPr>
-              <w:t xml:space="preserve"> 배포 테스트 </w:t>
+              <w:t xml:space="preserve">* 프론트 및 백엔드 배포 테스트 </w:t>
             </w:r>
           </w:p>
           <w:p>
@@ -1017,51 +818,7 @@
                 <w:szCs w:val="20"/>
                 <w:lang w:val="en-US"/>
               </w:rPr>
-              <w:t xml:space="preserve">* </w:t>
-            </w:r>
-            <w:proofErr w:type="spellStart"/>
-            <w:r>
-              <w:rPr>
-                <w:rFonts w:ascii="맑은 고딕" w:eastAsia="맑은 고딕" w:hAnsi="맑은 고딕" w:cs="맑은 고딕"/>
-                <w:b/>
-                <w:sz w:val="20"/>
-                <w:szCs w:val="20"/>
-                <w:lang w:val="en-US"/>
-              </w:rPr>
-              <w:t>main</w:t>
-            </w:r>
-            <w:proofErr w:type="spellEnd"/>
-            <w:r>
-              <w:rPr>
-                <w:rFonts w:ascii="맑은 고딕" w:eastAsia="맑은 고딕" w:hAnsi="맑은 고딕" w:cs="맑은 고딕"/>
-                <w:b/>
-                <w:sz w:val="20"/>
-                <w:szCs w:val="20"/>
-                <w:lang w:val="en-US"/>
-              </w:rPr>
-              <w:t xml:space="preserve"> </w:t>
-            </w:r>
-            <w:proofErr w:type="spellStart"/>
-            <w:r>
-              <w:rPr>
-                <w:rFonts w:ascii="맑은 고딕" w:eastAsia="맑은 고딕" w:hAnsi="맑은 고딕" w:cs="맑은 고딕"/>
-                <w:b/>
-                <w:sz w:val="20"/>
-                <w:szCs w:val="20"/>
-                <w:lang w:val="en-US"/>
-              </w:rPr>
-              <w:t>repo로</w:t>
-            </w:r>
-            <w:proofErr w:type="spellEnd"/>
-            <w:r>
-              <w:rPr>
-                <w:rFonts w:ascii="맑은 고딕" w:eastAsia="맑은 고딕" w:hAnsi="맑은 고딕" w:cs="맑은 고딕"/>
-                <w:b/>
-                <w:sz w:val="20"/>
-                <w:szCs w:val="20"/>
-                <w:lang w:val="en-US"/>
-              </w:rPr>
-              <w:t xml:space="preserve"> 배포 </w:t>
+              <w:t xml:space="preserve">* main repo로 배포 </w:t>
             </w:r>
           </w:p>
           <w:p>
@@ -1083,29 +840,7 @@
                 <w:szCs w:val="20"/>
                 <w:lang w:val="en-US"/>
               </w:rPr>
-              <w:t xml:space="preserve">* 코드 </w:t>
-            </w:r>
-            <w:proofErr w:type="spellStart"/>
-            <w:r>
-              <w:rPr>
-                <w:rFonts w:ascii="맑은 고딕" w:eastAsia="맑은 고딕" w:hAnsi="맑은 고딕" w:cs="맑은 고딕"/>
-                <w:b/>
-                <w:sz w:val="20"/>
-                <w:szCs w:val="20"/>
-                <w:lang w:val="en-US"/>
-              </w:rPr>
-              <w:t>리펙토링</w:t>
-            </w:r>
-            <w:proofErr w:type="spellEnd"/>
-            <w:r>
-              <w:rPr>
-                <w:rFonts w:ascii="맑은 고딕" w:eastAsia="맑은 고딕" w:hAnsi="맑은 고딕" w:cs="맑은 고딕"/>
-                <w:b/>
-                <w:sz w:val="20"/>
-                <w:szCs w:val="20"/>
-                <w:lang w:val="en-US"/>
-              </w:rPr>
-              <w:t xml:space="preserve"> </w:t>
+              <w:t xml:space="preserve">* 코드 리펙토링 </w:t>
             </w:r>
           </w:p>
           <w:p>
@@ -1186,7 +921,6 @@
                 <w:szCs w:val="20"/>
               </w:rPr>
             </w:pPr>
-            <w:proofErr w:type="spellStart"/>
             <w:r>
               <w:rPr>
                 <w:rFonts w:ascii="맑은 고딕" w:eastAsia="맑은 고딕" w:hAnsi="맑은 고딕" w:cs="맑은 고딕" w:hint="eastAsia"/>
@@ -1196,7 +930,6 @@
               </w:rPr>
               <w:t>이규리</w:t>
             </w:r>
-            <w:proofErr w:type="spellEnd"/>
           </w:p>
         </w:tc>
         <w:tc>
@@ -1258,27 +991,15 @@
               </w:rPr>
               <w:t xml:space="preserve">* </w:t>
             </w:r>
-            <w:proofErr w:type="spellStart"/>
-            <w:r>
-              <w:rPr>
-                <w:rFonts w:ascii="맑은 고딕" w:eastAsia="맑은 고딕" w:hAnsi="맑은 고딕" w:cs="맑은 고딕"/>
-                <w:b/>
-                <w:sz w:val="20"/>
-                <w:szCs w:val="20"/>
-                <w:lang w:val="en-US"/>
-              </w:rPr>
-              <w:t>매칭률을</w:t>
-            </w:r>
-            <w:proofErr w:type="spellEnd"/>
-            <w:r>
-              <w:rPr>
-                <w:rFonts w:ascii="맑은 고딕" w:eastAsia="맑은 고딕" w:hAnsi="맑은 고딕" w:cs="맑은 고딕"/>
-                <w:b/>
-                <w:sz w:val="20"/>
-                <w:szCs w:val="20"/>
-                <w:lang w:val="en-US"/>
-              </w:rPr>
-              <w:t xml:space="preserve"> 통한 상품/리뷰/사용자 추천 API </w:t>
+            <w:r>
+              <w:rPr>
+                <w:rFonts w:ascii="맑은 고딕" w:eastAsia="맑은 고딕" w:hAnsi="맑은 고딕" w:cs="맑은 고딕"/>
+                <w:b/>
+                <w:sz w:val="20"/>
+                <w:szCs w:val="20"/>
+                <w:lang w:val="en-US"/>
+              </w:rPr>
+              <w:t xml:space="preserve">매칭률을 통한 상품/리뷰/사용자 추천 API </w:t>
             </w:r>
           </w:p>
           <w:p>
@@ -1302,49 +1023,15 @@
               </w:rPr>
               <w:t xml:space="preserve">* </w:t>
             </w:r>
-            <w:proofErr w:type="spellStart"/>
-            <w:r>
-              <w:rPr>
-                <w:rFonts w:ascii="맑은 고딕" w:eastAsia="맑은 고딕" w:hAnsi="맑은 고딕" w:cs="맑은 고딕"/>
-                <w:b/>
-                <w:sz w:val="20"/>
-                <w:szCs w:val="20"/>
-                <w:lang w:val="en-US"/>
-              </w:rPr>
-              <w:t>매칭률을</w:t>
-            </w:r>
-            <w:proofErr w:type="spellEnd"/>
-            <w:r>
-              <w:rPr>
-                <w:rFonts w:ascii="맑은 고딕" w:eastAsia="맑은 고딕" w:hAnsi="맑은 고딕" w:cs="맑은 고딕"/>
-                <w:b/>
-                <w:sz w:val="20"/>
-                <w:szCs w:val="20"/>
-                <w:lang w:val="en-US"/>
-              </w:rPr>
-              <w:t xml:space="preserve"> 통한 상품/리뷰/사용자 추천 </w:t>
-            </w:r>
-            <w:proofErr w:type="spellStart"/>
-            <w:r>
-              <w:rPr>
-                <w:rFonts w:ascii="맑은 고딕" w:eastAsia="맑은 고딕" w:hAnsi="맑은 고딕" w:cs="맑은 고딕"/>
-                <w:b/>
-                <w:sz w:val="20"/>
-                <w:szCs w:val="20"/>
-                <w:lang w:val="en-US"/>
-              </w:rPr>
-              <w:t>프론트엔드</w:t>
-            </w:r>
-            <w:proofErr w:type="spellEnd"/>
-            <w:r>
-              <w:rPr>
-                <w:rFonts w:ascii="맑은 고딕" w:eastAsia="맑은 고딕" w:hAnsi="맑은 고딕" w:cs="맑은 고딕"/>
-                <w:b/>
-                <w:sz w:val="20"/>
-                <w:szCs w:val="20"/>
-                <w:lang w:val="en-US"/>
-              </w:rPr>
-              <w:t xml:space="preserve"> </w:t>
+            <w:r>
+              <w:rPr>
+                <w:rFonts w:ascii="맑은 고딕" w:eastAsia="맑은 고딕" w:hAnsi="맑은 고딕" w:cs="맑은 고딕"/>
+                <w:b/>
+                <w:sz w:val="20"/>
+                <w:szCs w:val="20"/>
+                <w:lang w:val="en-US"/>
+              </w:rPr>
+              <w:t xml:space="preserve">매칭률을 통한 상품/리뷰/사용자 추천 프론트엔드 </w:t>
             </w:r>
           </w:p>
           <w:p>
@@ -1380,27 +1067,15 @@
               </w:rPr>
               <w:t xml:space="preserve">* </w:t>
             </w:r>
-            <w:proofErr w:type="spellStart"/>
-            <w:r>
-              <w:rPr>
-                <w:rFonts w:ascii="맑은 고딕" w:eastAsia="맑은 고딕" w:hAnsi="맑은 고딕" w:cs="맑은 고딕"/>
-                <w:b/>
-                <w:sz w:val="20"/>
-                <w:szCs w:val="20"/>
-                <w:lang w:val="en-US"/>
-              </w:rPr>
-              <w:t>메인페이지</w:t>
-            </w:r>
-            <w:proofErr w:type="spellEnd"/>
-            <w:r>
-              <w:rPr>
-                <w:rFonts w:ascii="맑은 고딕" w:eastAsia="맑은 고딕" w:hAnsi="맑은 고딕" w:cs="맑은 고딕"/>
-                <w:b/>
-                <w:sz w:val="20"/>
-                <w:szCs w:val="20"/>
-                <w:lang w:val="en-US"/>
-              </w:rPr>
-              <w:t xml:space="preserve">/CO-MATE 페이지 반응형 CSS </w:t>
+            <w:r>
+              <w:rPr>
+                <w:rFonts w:ascii="맑은 고딕" w:eastAsia="맑은 고딕" w:hAnsi="맑은 고딕" w:cs="맑은 고딕"/>
+                <w:b/>
+                <w:sz w:val="20"/>
+                <w:szCs w:val="20"/>
+                <w:lang w:val="en-US"/>
+              </w:rPr>
+              <w:t xml:space="preserve">메인페이지/CO-MATE 페이지 반응형 CSS </w:t>
             </w:r>
           </w:p>
           <w:p>
@@ -1513,20 +1188,8 @@
                 <w:szCs w:val="20"/>
                 <w:lang w:val="en-US"/>
               </w:rPr>
-              <w:t xml:space="preserve">반응형 CSS 코드 점검 및 </w:t>
-            </w:r>
-            <w:proofErr w:type="spellStart"/>
-            <w:r>
-              <w:rPr>
-                <w:rFonts w:ascii="맑은 고딕" w:eastAsia="맑은 고딕" w:hAnsi="맑은 고딕" w:cs="맑은 고딕"/>
-                <w:b/>
-                <w:sz w:val="20"/>
-                <w:szCs w:val="20"/>
-                <w:lang w:val="en-US"/>
-              </w:rPr>
-              <w:t>리팩토링</w:t>
-            </w:r>
-            <w:proofErr w:type="spellEnd"/>
+              <w:t>반응형 CSS 코드 점검 및 리팩토링</w:t>
+            </w:r>
           </w:p>
         </w:tc>
       </w:tr>
@@ -1658,7 +1321,7 @@
             <w:pPr>
               <w:spacing w:before="240" w:after="240"/>
               <w:rPr>
-                <w:rFonts w:ascii="맑은 고딕" w:eastAsia="맑은 고딕" w:hAnsi="맑은 고딕" w:cs="맑은 고딕" w:hint="eastAsia"/>
+                <w:rFonts w:ascii="맑은 고딕" w:eastAsia="맑은 고딕" w:hAnsi="맑은 고딕" w:cs="맑은 고딕"/>
                 <w:b/>
                 <w:sz w:val="20"/>
                 <w:szCs w:val="20"/>
@@ -1725,29 +1388,7 @@
                 <w:szCs w:val="20"/>
                 <w:lang w:val="en-US"/>
               </w:rPr>
-              <w:t xml:space="preserve">발표 </w:t>
-            </w:r>
-            <w:proofErr w:type="spellStart"/>
-            <w:r>
-              <w:rPr>
-                <w:rFonts w:ascii="맑은 고딕" w:eastAsia="맑은 고딕" w:hAnsi="맑은 고딕" w:cs="맑은 고딕"/>
-                <w:b/>
-                <w:sz w:val="20"/>
-                <w:szCs w:val="20"/>
-                <w:lang w:val="en-US"/>
-              </w:rPr>
-              <w:t>ppt</w:t>
-            </w:r>
-            <w:proofErr w:type="spellEnd"/>
-            <w:r>
-              <w:rPr>
-                <w:rFonts w:ascii="맑은 고딕" w:eastAsia="맑은 고딕" w:hAnsi="맑은 고딕" w:cs="맑은 고딕"/>
-                <w:b/>
-                <w:sz w:val="20"/>
-                <w:szCs w:val="20"/>
-                <w:lang w:val="en-US"/>
-              </w:rPr>
-              <w:t xml:space="preserve"> 초안 작성</w:t>
+              <w:t>발표 ppt 초안 작성</w:t>
             </w:r>
           </w:p>
         </w:tc>
@@ -1801,7 +1442,7 @@
             <w:pPr>
               <w:spacing w:before="240" w:after="240"/>
               <w:rPr>
-                <w:rFonts w:ascii="Courier New" w:eastAsia="맑은 고딕" w:hAnsi="Courier New" w:cs="Courier New" w:hint="eastAsia"/>
+                <w:rFonts w:ascii="Courier New" w:eastAsia="맑은 고딕" w:hAnsi="Courier New" w:cs="Courier New"/>
                 <w:b/>
                 <w:sz w:val="20"/>
                 <w:szCs w:val="20"/>
@@ -1815,30 +1456,8 @@
                 <w:szCs w:val="20"/>
                 <w:lang w:val="en-US"/>
               </w:rPr>
-              <w:t>*</w:t>
-            </w:r>
-            <w:r>
-              <w:rPr>
-                <w:rFonts w:ascii="맑은 고딕" w:eastAsia="맑은 고딕" w:hAnsi="맑은 고딕" w:cs="맑은 고딕" w:hint="eastAsia"/>
-                <w:b/>
-                <w:sz w:val="20"/>
-                <w:szCs w:val="20"/>
-                <w:lang w:val="en-US"/>
-              </w:rPr>
-              <w:t xml:space="preserve"> 코드 </w:t>
-            </w:r>
-            <w:proofErr w:type="spellStart"/>
-            <w:r>
-              <w:rPr>
-                <w:rFonts w:ascii="맑은 고딕" w:eastAsia="맑은 고딕" w:hAnsi="맑은 고딕" w:cs="맑은 고딕" w:hint="eastAsia"/>
-                <w:b/>
-                <w:sz w:val="20"/>
-                <w:szCs w:val="20"/>
-                <w:lang w:val="en-US"/>
-              </w:rPr>
-              <w:t>리펙토링</w:t>
-            </w:r>
-            <w:proofErr w:type="spellEnd"/>
+              <w:t>* 코드 리펙토링</w:t>
+            </w:r>
           </w:p>
         </w:tc>
       </w:tr>
@@ -1874,7 +1493,6 @@
                 <w:szCs w:val="20"/>
               </w:rPr>
             </w:pPr>
-            <w:proofErr w:type="spellStart"/>
             <w:r>
               <w:rPr>
                 <w:rFonts w:ascii="맑은 고딕" w:eastAsia="맑은 고딕" w:hAnsi="맑은 고딕" w:cs="맑은 고딕" w:hint="eastAsia"/>
@@ -1884,7 +1502,6 @@
               </w:rPr>
               <w:t>임응규</w:t>
             </w:r>
-            <w:proofErr w:type="spellEnd"/>
           </w:p>
         </w:tc>
         <w:tc>
@@ -2004,51 +1621,7 @@
                 <w:szCs w:val="20"/>
                 <w:lang w:val="en-US"/>
               </w:rPr>
-              <w:t xml:space="preserve">시 상품명 정보 전달: </w:t>
-            </w:r>
-            <w:proofErr w:type="spellStart"/>
-            <w:r>
-              <w:rPr>
-                <w:rFonts w:ascii="맑은 고딕" w:eastAsia="맑은 고딕" w:hAnsi="맑은 고딕" w:cs="맑은 고딕"/>
-                <w:b/>
-                <w:sz w:val="20"/>
-                <w:szCs w:val="20"/>
-                <w:lang w:val="en-US"/>
-              </w:rPr>
-              <w:t>고정값</w:t>
-            </w:r>
-            <w:proofErr w:type="spellEnd"/>
-            <w:r>
-              <w:rPr>
-                <w:rFonts w:ascii="맑은 고딕" w:eastAsia="맑은 고딕" w:hAnsi="맑은 고딕" w:cs="맑은 고딕"/>
-                <w:b/>
-                <w:sz w:val="20"/>
-                <w:szCs w:val="20"/>
-                <w:lang w:val="en-US"/>
-              </w:rPr>
-              <w:t>(더미 데이터)</w:t>
-            </w:r>
-            <w:proofErr w:type="spellStart"/>
-            <w:r>
-              <w:rPr>
-                <w:rFonts w:ascii="맑은 고딕" w:eastAsia="맑은 고딕" w:hAnsi="맑은 고딕" w:cs="맑은 고딕"/>
-                <w:b/>
-                <w:sz w:val="20"/>
-                <w:szCs w:val="20"/>
-                <w:lang w:val="en-US"/>
-              </w:rPr>
-              <w:t>으로</w:t>
-            </w:r>
-            <w:proofErr w:type="spellEnd"/>
-            <w:r>
-              <w:rPr>
-                <w:rFonts w:ascii="맑은 고딕" w:eastAsia="맑은 고딕" w:hAnsi="맑은 고딕" w:cs="맑은 고딕"/>
-                <w:b/>
-                <w:sz w:val="20"/>
-                <w:szCs w:val="20"/>
-                <w:lang w:val="en-US"/>
-              </w:rPr>
-              <w:t xml:space="preserve"> 전달되던 상품명을 주문하는 상품의 이름이 뜨도록 변경 </w:t>
+              <w:t xml:space="preserve">시 상품명 정보 전달: 고정값(더미 데이터)으로 전달되던 상품명을 주문하는 상품의 이름이 뜨도록 변경 </w:t>
             </w:r>
           </w:p>
           <w:p>
@@ -2244,29 +1817,7 @@
                 <w:szCs w:val="20"/>
                 <w:lang w:val="en-US"/>
               </w:rPr>
-              <w:t xml:space="preserve">후 포인트 환불, </w:t>
-            </w:r>
-            <w:proofErr w:type="spellStart"/>
-            <w:r>
-              <w:rPr>
-                <w:rFonts w:ascii="맑은 고딕" w:eastAsia="맑은 고딕" w:hAnsi="맑은 고딕" w:cs="맑은 고딕"/>
-                <w:b/>
-                <w:sz w:val="20"/>
-                <w:szCs w:val="20"/>
-                <w:lang w:val="en-US"/>
-              </w:rPr>
-              <w:t>status</w:t>
-            </w:r>
-            <w:proofErr w:type="spellEnd"/>
-            <w:r>
-              <w:rPr>
-                <w:rFonts w:ascii="맑은 고딕" w:eastAsia="맑은 고딕" w:hAnsi="맑은 고딕" w:cs="맑은 고딕"/>
-                <w:b/>
-                <w:sz w:val="20"/>
-                <w:szCs w:val="20"/>
-                <w:lang w:val="en-US"/>
-              </w:rPr>
-              <w:t xml:space="preserve"> 값 CANCELLED 로 변경</w:t>
+              <w:t>후 포인트 환불, status 값 CANCELLED 로 변경</w:t>
             </w:r>
           </w:p>
         </w:tc>
@@ -2489,25 +2040,14 @@
               </w:rPr>
               <w:t xml:space="preserve">* </w:t>
             </w:r>
-            <w:proofErr w:type="spellStart"/>
-            <w:r>
-              <w:rPr>
-                <w:rFonts w:ascii="맑은 고딕" w:eastAsia="맑은 고딕" w:hAnsi="맑은 고딕" w:cs="맑은 고딕"/>
-                <w:b/>
-                <w:sz w:val="20"/>
-                <w:szCs w:val="20"/>
-              </w:rPr>
-              <w:t>PG사에서</w:t>
-            </w:r>
-            <w:proofErr w:type="spellEnd"/>
-            <w:r>
-              <w:rPr>
-                <w:rFonts w:ascii="맑은 고딕" w:eastAsia="맑은 고딕" w:hAnsi="맑은 고딕" w:cs="맑은 고딕"/>
-                <w:b/>
-                <w:sz w:val="20"/>
-                <w:szCs w:val="20"/>
-              </w:rPr>
-              <w:t xml:space="preserve"> 결제 시 내가 주문한 상품명이 뜨게끔</w:t>
+            <w:r>
+              <w:rPr>
+                <w:rFonts w:ascii="맑은 고딕" w:eastAsia="맑은 고딕" w:hAnsi="맑은 고딕" w:cs="맑은 고딕"/>
+                <w:b/>
+                <w:sz w:val="20"/>
+                <w:szCs w:val="20"/>
+              </w:rPr>
+              <w:t>PG사에서 결제 시 내가 주문한 상품명이 뜨게끔</w:t>
             </w:r>
           </w:p>
         </w:tc>
@@ -2591,31 +2131,7 @@
                 <w:szCs w:val="20"/>
                 <w:lang w:val="en-US"/>
               </w:rPr>
-              <w:t>관리자(</w:t>
-            </w:r>
-            <w:proofErr w:type="spellStart"/>
-            <w:r>
-              <w:rPr>
-                <w:rFonts w:ascii="맑은 고딕" w:eastAsia="맑은 고딕" w:hAnsi="맑은 고딕" w:cs="맑은 고딕"/>
-                <w:b/>
-                <w:bCs/>
-                <w:sz w:val="20"/>
-                <w:szCs w:val="20"/>
-                <w:lang w:val="en-US"/>
-              </w:rPr>
-              <w:t>Admin</w:t>
-            </w:r>
-            <w:proofErr w:type="spellEnd"/>
-            <w:r>
-              <w:rPr>
-                <w:rFonts w:ascii="맑은 고딕" w:eastAsia="맑은 고딕" w:hAnsi="맑은 고딕" w:cs="맑은 고딕"/>
-                <w:b/>
-                <w:bCs/>
-                <w:sz w:val="20"/>
-                <w:szCs w:val="20"/>
-                <w:lang w:val="en-US"/>
-              </w:rPr>
-              <w:t>) 및 공통 기능</w:t>
+              <w:t>관리자(Admin) 및 공통 기능</w:t>
             </w:r>
             <w:r>
               <w:rPr>
@@ -2691,63 +2207,17 @@
                 <w:szCs w:val="20"/>
                 <w:lang w:val="en-US"/>
               </w:rPr>
-              <w:t>주문 관리 (</w:t>
-            </w:r>
-            <w:proofErr w:type="spellStart"/>
-            <w:r>
-              <w:rPr>
-                <w:rFonts w:ascii="맑은 고딕" w:eastAsia="맑은 고딕" w:hAnsi="맑은 고딕" w:cs="맑은 고딕"/>
-                <w:b/>
-                <w:bCs/>
-                <w:sz w:val="20"/>
-                <w:szCs w:val="20"/>
-                <w:lang w:val="en-US"/>
-              </w:rPr>
-              <w:t>AdminOrder</w:t>
-            </w:r>
-            <w:proofErr w:type="spellEnd"/>
-            <w:r>
-              <w:rPr>
-                <w:rFonts w:ascii="맑은 고딕" w:eastAsia="맑은 고딕" w:hAnsi="맑은 고딕" w:cs="맑은 고딕"/>
-                <w:b/>
-                <w:bCs/>
-                <w:sz w:val="20"/>
-                <w:szCs w:val="20"/>
-                <w:lang w:val="en-US"/>
-              </w:rPr>
-              <w:t>):</w:t>
-            </w:r>
-            <w:r>
-              <w:rPr>
-                <w:rFonts w:ascii="맑은 고딕" w:eastAsia="맑은 고딕" w:hAnsi="맑은 고딕" w:cs="맑은 고딕"/>
-                <w:b/>
-                <w:sz w:val="20"/>
-                <w:szCs w:val="20"/>
-                <w:lang w:val="en-US"/>
-              </w:rPr>
-              <w:t xml:space="preserve"> 전체 주문 목록 조회, 상태별 필터링/검색(주문자명, 번호) 기능 구현. 주문 상태 변경 및 상세 내역 </w:t>
-            </w:r>
-            <w:proofErr w:type="spellStart"/>
-            <w:r>
-              <w:rPr>
-                <w:rFonts w:ascii="맑은 고딕" w:eastAsia="맑은 고딕" w:hAnsi="맑은 고딕" w:cs="맑은 고딕"/>
-                <w:b/>
-                <w:sz w:val="20"/>
-                <w:szCs w:val="20"/>
-                <w:lang w:val="en-US"/>
-              </w:rPr>
-              <w:t>모달창</w:t>
-            </w:r>
-            <w:proofErr w:type="spellEnd"/>
-            <w:r>
-              <w:rPr>
-                <w:rFonts w:ascii="맑은 고딕" w:eastAsia="맑은 고딕" w:hAnsi="맑은 고딕" w:cs="맑은 고딕"/>
-                <w:b/>
-                <w:sz w:val="20"/>
-                <w:szCs w:val="20"/>
-                <w:lang w:val="en-US"/>
-              </w:rPr>
-              <w:t xml:space="preserve"> 구현. </w:t>
+              <w:t>주문 관리 (AdminOrder):</w:t>
+            </w:r>
+            <w:r>
+              <w:rPr>
+                <w:rFonts w:ascii="맑은 고딕" w:eastAsia="맑은 고딕" w:hAnsi="맑은 고딕" w:cs="맑은 고딕"/>
+                <w:b/>
+                <w:sz w:val="20"/>
+                <w:szCs w:val="20"/>
+                <w:lang w:val="en-US"/>
+              </w:rPr>
+              <w:t xml:space="preserve"> 전체 주문 목록 조회, 상태별 필터링/검색(주문자명, 번호) 기능 구현. 주문 상태 변경 및 상세 내역 모달창 구현. </w:t>
             </w:r>
           </w:p>
           <w:p>
@@ -2780,31 +2250,7 @@
                 <w:szCs w:val="20"/>
                 <w:lang w:val="en-US"/>
               </w:rPr>
-              <w:t>회원 관리 (</w:t>
-            </w:r>
-            <w:proofErr w:type="spellStart"/>
-            <w:r>
-              <w:rPr>
-                <w:rFonts w:ascii="맑은 고딕" w:eastAsia="맑은 고딕" w:hAnsi="맑은 고딕" w:cs="맑은 고딕"/>
-                <w:b/>
-                <w:bCs/>
-                <w:sz w:val="20"/>
-                <w:szCs w:val="20"/>
-                <w:lang w:val="en-US"/>
-              </w:rPr>
-              <w:t>AdminMember</w:t>
-            </w:r>
-            <w:proofErr w:type="spellEnd"/>
-            <w:r>
-              <w:rPr>
-                <w:rFonts w:ascii="맑은 고딕" w:eastAsia="맑은 고딕" w:hAnsi="맑은 고딕" w:cs="맑은 고딕"/>
-                <w:b/>
-                <w:bCs/>
-                <w:sz w:val="20"/>
-                <w:szCs w:val="20"/>
-                <w:lang w:val="en-US"/>
-              </w:rPr>
-              <w:t>):</w:t>
+              <w:t>회원 관리 (AdminMember):</w:t>
             </w:r>
             <w:r>
               <w:rPr>
@@ -2847,31 +2293,7 @@
                 <w:szCs w:val="20"/>
                 <w:lang w:val="en-US"/>
               </w:rPr>
-              <w:t xml:space="preserve">UI/UX </w:t>
-            </w:r>
-            <w:proofErr w:type="spellStart"/>
-            <w:r>
-              <w:rPr>
-                <w:rFonts w:ascii="맑은 고딕" w:eastAsia="맑은 고딕" w:hAnsi="맑은 고딕" w:cs="맑은 고딕"/>
-                <w:b/>
-                <w:bCs/>
-                <w:sz w:val="20"/>
-                <w:szCs w:val="20"/>
-                <w:lang w:val="en-US"/>
-              </w:rPr>
-              <w:t>리팩토링</w:t>
-            </w:r>
-            <w:proofErr w:type="spellEnd"/>
-            <w:r>
-              <w:rPr>
-                <w:rFonts w:ascii="맑은 고딕" w:eastAsia="맑은 고딕" w:hAnsi="맑은 고딕" w:cs="맑은 고딕"/>
-                <w:b/>
-                <w:bCs/>
-                <w:sz w:val="20"/>
-                <w:szCs w:val="20"/>
-                <w:lang w:val="en-US"/>
-              </w:rPr>
-              <w:t>:</w:t>
+              <w:t>UI/UX 리팩토링:</w:t>
             </w:r>
             <w:r>
               <w:rPr>
@@ -2893,7 +2315,6 @@
               </w:rPr>
               <w:t xml:space="preserve">) </w:t>
             </w:r>
-            <w:proofErr w:type="spellStart"/>
             <w:r>
               <w:rPr>
                 <w:rFonts w:ascii="맑은 고딕" w:eastAsia="맑은 고딕" w:hAnsi="맑은 고딕" w:cs="맑은 고딕"/>
@@ -2904,7 +2325,6 @@
               </w:rPr>
               <w:t>UI개선</w:t>
             </w:r>
-            <w:proofErr w:type="spellEnd"/>
             <w:r>
               <w:rPr>
                 <w:rFonts w:ascii="맑은 고딕" w:eastAsia="맑은 고딕" w:hAnsi="맑은 고딕" w:cs="맑은 고딕" w:hint="eastAsia"/>
@@ -2923,29 +2343,7 @@
                 <w:szCs w:val="20"/>
                 <w:lang w:val="en-US"/>
               </w:rPr>
-              <w:t>(</w:t>
-            </w:r>
-            <w:proofErr w:type="spellStart"/>
-            <w:r>
-              <w:rPr>
-                <w:rFonts w:ascii="맑은 고딕" w:eastAsia="맑은 고딕" w:hAnsi="맑은 고딕" w:cs="맑은 고딕"/>
-                <w:b/>
-                <w:sz w:val="20"/>
-                <w:szCs w:val="20"/>
-                <w:lang w:val="en-US"/>
-              </w:rPr>
-              <w:t>AdminComponents.css</w:t>
-            </w:r>
-            <w:proofErr w:type="spellEnd"/>
-            <w:r>
-              <w:rPr>
-                <w:rFonts w:ascii="맑은 고딕" w:eastAsia="맑은 고딕" w:hAnsi="맑은 고딕" w:cs="맑은 고딕"/>
-                <w:b/>
-                <w:sz w:val="20"/>
-                <w:szCs w:val="20"/>
-                <w:lang w:val="en-US"/>
-              </w:rPr>
-              <w:t xml:space="preserve">). </w:t>
+              <w:t xml:space="preserve">(AdminComponents.css). </w:t>
             </w:r>
           </w:p>
           <w:p>
@@ -3022,73 +2420,7 @@
                 <w:szCs w:val="20"/>
                 <w:lang w:val="en-US"/>
               </w:rPr>
-              <w:t xml:space="preserve"> 403(</w:t>
-            </w:r>
-            <w:proofErr w:type="spellStart"/>
-            <w:r>
-              <w:rPr>
-                <w:rFonts w:ascii="맑은 고딕" w:eastAsia="맑은 고딕" w:hAnsi="맑은 고딕" w:cs="맑은 고딕"/>
-                <w:b/>
-                <w:sz w:val="20"/>
-                <w:szCs w:val="20"/>
-                <w:lang w:val="en-US"/>
-              </w:rPr>
-              <w:t>Forbidden</w:t>
-            </w:r>
-            <w:proofErr w:type="spellEnd"/>
-            <w:r>
-              <w:rPr>
-                <w:rFonts w:ascii="맑은 고딕" w:eastAsia="맑은 고딕" w:hAnsi="맑은 고딕" w:cs="맑은 고딕"/>
-                <w:b/>
-                <w:sz w:val="20"/>
-                <w:szCs w:val="20"/>
-                <w:lang w:val="en-US"/>
-              </w:rPr>
-              <w:t>), 404(</w:t>
-            </w:r>
-            <w:proofErr w:type="spellStart"/>
-            <w:r>
-              <w:rPr>
-                <w:rFonts w:ascii="맑은 고딕" w:eastAsia="맑은 고딕" w:hAnsi="맑은 고딕" w:cs="맑은 고딕"/>
-                <w:b/>
-                <w:sz w:val="20"/>
-                <w:szCs w:val="20"/>
-                <w:lang w:val="en-US"/>
-              </w:rPr>
-              <w:t>Not</w:t>
-            </w:r>
-            <w:proofErr w:type="spellEnd"/>
-            <w:r>
-              <w:rPr>
-                <w:rFonts w:ascii="맑은 고딕" w:eastAsia="맑은 고딕" w:hAnsi="맑은 고딕" w:cs="맑은 고딕"/>
-                <w:b/>
-                <w:sz w:val="20"/>
-                <w:szCs w:val="20"/>
-                <w:lang w:val="en-US"/>
-              </w:rPr>
-              <w:t xml:space="preserve"> </w:t>
-            </w:r>
-            <w:proofErr w:type="spellStart"/>
-            <w:r>
-              <w:rPr>
-                <w:rFonts w:ascii="맑은 고딕" w:eastAsia="맑은 고딕" w:hAnsi="맑은 고딕" w:cs="맑은 고딕"/>
-                <w:b/>
-                <w:sz w:val="20"/>
-                <w:szCs w:val="20"/>
-                <w:lang w:val="en-US"/>
-              </w:rPr>
-              <w:t>Found</w:t>
-            </w:r>
-            <w:proofErr w:type="spellEnd"/>
-            <w:r>
-              <w:rPr>
-                <w:rFonts w:ascii="맑은 고딕" w:eastAsia="맑은 고딕" w:hAnsi="맑은 고딕" w:cs="맑은 고딕"/>
-                <w:b/>
-                <w:sz w:val="20"/>
-                <w:szCs w:val="20"/>
-                <w:lang w:val="en-US"/>
-              </w:rPr>
-              <w:t xml:space="preserve">) 페이지 구현 및 라우팅 처리. </w:t>
+              <w:t xml:space="preserve"> 403(Forbidden), 404(Not Found) 페이지 구현 및 라우팅 처리. </w:t>
             </w:r>
           </w:p>
           <w:p>
@@ -3131,29 +2463,7 @@
                 <w:szCs w:val="20"/>
                 <w:lang w:val="en-US"/>
               </w:rPr>
-              <w:t xml:space="preserve"> JWT 인증 헤더 누락 수정 및 모바일 UI(</w:t>
-            </w:r>
-            <w:proofErr w:type="spellStart"/>
-            <w:r>
-              <w:rPr>
-                <w:rFonts w:ascii="맑은 고딕" w:eastAsia="맑은 고딕" w:hAnsi="맑은 고딕" w:cs="맑은 고딕"/>
-                <w:b/>
-                <w:sz w:val="20"/>
-                <w:szCs w:val="20"/>
-                <w:lang w:val="en-US"/>
-              </w:rPr>
-              <w:t>z-index</w:t>
-            </w:r>
-            <w:proofErr w:type="spellEnd"/>
-            <w:r>
-              <w:rPr>
-                <w:rFonts w:ascii="맑은 고딕" w:eastAsia="맑은 고딕" w:hAnsi="맑은 고딕" w:cs="맑은 고딕"/>
-                <w:b/>
-                <w:sz w:val="20"/>
-                <w:szCs w:val="20"/>
-                <w:lang w:val="en-US"/>
-              </w:rPr>
-              <w:t xml:space="preserve">) 충돌 해결. </w:t>
+              <w:t xml:space="preserve"> JWT 인증 헤더 누락 수정 및 모바일 UI(z-index) 충돌 해결. </w:t>
             </w:r>
           </w:p>
           <w:p>
@@ -3188,31 +2498,7 @@
                 <w:szCs w:val="20"/>
                 <w:lang w:val="en-US"/>
               </w:rPr>
-              <w:t>사용자(</w:t>
-            </w:r>
-            <w:proofErr w:type="spellStart"/>
-            <w:r>
-              <w:rPr>
-                <w:rFonts w:ascii="맑은 고딕" w:eastAsia="맑은 고딕" w:hAnsi="맑은 고딕" w:cs="맑은 고딕"/>
-                <w:b/>
-                <w:bCs/>
-                <w:sz w:val="20"/>
-                <w:szCs w:val="20"/>
-                <w:lang w:val="en-US"/>
-              </w:rPr>
-              <w:t>User</w:t>
-            </w:r>
-            <w:proofErr w:type="spellEnd"/>
-            <w:r>
-              <w:rPr>
-                <w:rFonts w:ascii="맑은 고딕" w:eastAsia="맑은 고딕" w:hAnsi="맑은 고딕" w:cs="맑은 고딕"/>
-                <w:b/>
-                <w:bCs/>
-                <w:sz w:val="20"/>
-                <w:szCs w:val="20"/>
-                <w:lang w:val="en-US"/>
-              </w:rPr>
-              <w:t>) 서비스 및 메인</w:t>
+              <w:t>사용자(User) 서비스 및 메인</w:t>
             </w:r>
             <w:r>
               <w:rPr>
@@ -3408,29 +2694,7 @@
                 <w:szCs w:val="20"/>
                 <w:lang w:val="en-US"/>
               </w:rPr>
-              <w:t xml:space="preserve"> </w:t>
-            </w:r>
-            <w:proofErr w:type="spellStart"/>
-            <w:r>
-              <w:rPr>
-                <w:rFonts w:ascii="맑은 고딕" w:eastAsia="맑은 고딕" w:hAnsi="맑은 고딕" w:cs="맑은 고딕"/>
-                <w:b/>
-                <w:sz w:val="20"/>
-                <w:szCs w:val="20"/>
-                <w:lang w:val="en-US"/>
-              </w:rPr>
-              <w:t>salesCount기반</w:t>
-            </w:r>
-            <w:proofErr w:type="spellEnd"/>
-            <w:r>
-              <w:rPr>
-                <w:rFonts w:ascii="맑은 고딕" w:eastAsia="맑은 고딕" w:hAnsi="맑은 고딕" w:cs="맑은 고딕"/>
-                <w:b/>
-                <w:sz w:val="20"/>
-                <w:szCs w:val="20"/>
-                <w:lang w:val="en-US"/>
-              </w:rPr>
-              <w:t xml:space="preserve"> 정렬 로직 및 필터 연동.</w:t>
+              <w:t xml:space="preserve"> salesCount기반 정렬 로직 및 필터 연동.</w:t>
             </w:r>
           </w:p>
           <w:p>
@@ -3516,73 +2780,7 @@
                 <w:szCs w:val="20"/>
                 <w:lang w:val="en-US"/>
               </w:rPr>
-              <w:t xml:space="preserve"> 브랜딩(</w:t>
-            </w:r>
-            <w:proofErr w:type="spellStart"/>
-            <w:r>
-              <w:rPr>
-                <w:rFonts w:ascii="맑은 고딕" w:eastAsia="맑은 고딕" w:hAnsi="맑은 고딕" w:cs="맑은 고딕"/>
-                <w:b/>
-                <w:sz w:val="20"/>
-                <w:szCs w:val="20"/>
-                <w:lang w:val="en-US"/>
-              </w:rPr>
-              <w:t>Favicon</w:t>
-            </w:r>
-            <w:proofErr w:type="spellEnd"/>
-            <w:r>
-              <w:rPr>
-                <w:rFonts w:ascii="맑은 고딕" w:eastAsia="맑은 고딕" w:hAnsi="맑은 고딕" w:cs="맑은 고딕"/>
-                <w:b/>
-                <w:sz w:val="20"/>
-                <w:szCs w:val="20"/>
-                <w:lang w:val="en-US"/>
-              </w:rPr>
-              <w:t xml:space="preserve">, </w:t>
-            </w:r>
-            <w:proofErr w:type="spellStart"/>
-            <w:r>
-              <w:rPr>
-                <w:rFonts w:ascii="맑은 고딕" w:eastAsia="맑은 고딕" w:hAnsi="맑은 고딕" w:cs="맑은 고딕"/>
-                <w:b/>
-                <w:sz w:val="20"/>
-                <w:szCs w:val="20"/>
-                <w:lang w:val="en-US"/>
-              </w:rPr>
-              <w:t>Meta</w:t>
-            </w:r>
-            <w:proofErr w:type="spellEnd"/>
-            <w:r>
-              <w:rPr>
-                <w:rFonts w:ascii="맑은 고딕" w:eastAsia="맑은 고딕" w:hAnsi="맑은 고딕" w:cs="맑은 고딕"/>
-                <w:b/>
-                <w:sz w:val="20"/>
-                <w:szCs w:val="20"/>
-                <w:lang w:val="en-US"/>
-              </w:rPr>
-              <w:t xml:space="preserve"> </w:t>
-            </w:r>
-            <w:proofErr w:type="spellStart"/>
-            <w:r>
-              <w:rPr>
-                <w:rFonts w:ascii="맑은 고딕" w:eastAsia="맑은 고딕" w:hAnsi="맑은 고딕" w:cs="맑은 고딕"/>
-                <w:b/>
-                <w:sz w:val="20"/>
-                <w:szCs w:val="20"/>
-                <w:lang w:val="en-US"/>
-              </w:rPr>
-              <w:t>data</w:t>
-            </w:r>
-            <w:proofErr w:type="spellEnd"/>
-            <w:r>
-              <w:rPr>
-                <w:rFonts w:ascii="맑은 고딕" w:eastAsia="맑은 고딕" w:hAnsi="맑은 고딕" w:cs="맑은 고딕"/>
-                <w:b/>
-                <w:sz w:val="20"/>
-                <w:szCs w:val="20"/>
-                <w:lang w:val="en-US"/>
-              </w:rPr>
-              <w:t>) 적용 및 이미지 로드 예외 처리.</w:t>
+              <w:t xml:space="preserve"> 브랜딩(Favicon, Meta data) 적용 및 이미지 로드 예외 처리.</w:t>
             </w:r>
           </w:p>
         </w:tc>
@@ -3652,7 +2850,6 @@
               </w:rPr>
               <w:t xml:space="preserve">- </w:t>
             </w:r>
-            <w:proofErr w:type="spellStart"/>
             <w:r>
               <w:rPr>
                 <w:rFonts w:ascii="맑은 고딕" w:eastAsia="맑은 고딕" w:hAnsi="맑은 고딕" w:cs="맑은 고딕"/>
@@ -3661,47 +2858,16 @@
                 <w:sz w:val="20"/>
                 <w:szCs w:val="20"/>
               </w:rPr>
-              <w:t>SonarQube</w:t>
-            </w:r>
-            <w:proofErr w:type="spellEnd"/>
-            <w:r>
-              <w:rPr>
-                <w:rFonts w:ascii="맑은 고딕" w:eastAsia="맑은 고딕" w:hAnsi="맑은 고딕" w:cs="맑은 고딕"/>
-                <w:b/>
-                <w:bCs/>
-                <w:sz w:val="20"/>
-                <w:szCs w:val="20"/>
-              </w:rPr>
-              <w:t xml:space="preserve"> 도입:</w:t>
-            </w:r>
-            <w:r>
-              <w:rPr>
-                <w:rFonts w:ascii="맑은 고딕" w:eastAsia="맑은 고딕" w:hAnsi="맑은 고딕" w:cs="맑은 고딕"/>
-                <w:b/>
-                <w:sz w:val="20"/>
-                <w:szCs w:val="20"/>
-              </w:rPr>
-              <w:t xml:space="preserve"> 정적 코드 분석을 통한 코드 </w:t>
-            </w:r>
-            <w:proofErr w:type="spellStart"/>
-            <w:r>
-              <w:rPr>
-                <w:rFonts w:ascii="맑은 고딕" w:eastAsia="맑은 고딕" w:hAnsi="맑은 고딕" w:cs="맑은 고딕"/>
-                <w:b/>
-                <w:sz w:val="20"/>
-                <w:szCs w:val="20"/>
-              </w:rPr>
-              <w:t>스멜</w:t>
-            </w:r>
-            <w:proofErr w:type="spellEnd"/>
-            <w:r>
-              <w:rPr>
-                <w:rFonts w:ascii="맑은 고딕" w:eastAsia="맑은 고딕" w:hAnsi="맑은 고딕" w:cs="맑은 고딕"/>
-                <w:b/>
-                <w:sz w:val="20"/>
-                <w:szCs w:val="20"/>
-              </w:rPr>
-              <w:t xml:space="preserve">, 보안 취약점, 버그 탐지 및 수정. </w:t>
+              <w:t>SonarQube 도입:</w:t>
+            </w:r>
+            <w:r>
+              <w:rPr>
+                <w:rFonts w:ascii="맑은 고딕" w:eastAsia="맑은 고딕" w:hAnsi="맑은 고딕" w:cs="맑은 고딕"/>
+                <w:b/>
+                <w:sz w:val="20"/>
+                <w:szCs w:val="20"/>
+              </w:rPr>
+              <w:t xml:space="preserve"> 정적 코드 분석을 통한 코드 스멜, 보안 취약점, 버그 탐지 및 수정. </w:t>
             </w:r>
           </w:p>
           <w:p>
@@ -3731,29 +2897,7 @@
                 <w:sz w:val="20"/>
                 <w:szCs w:val="20"/>
               </w:rPr>
-              <w:t xml:space="preserve">코드 </w:t>
-            </w:r>
-            <w:proofErr w:type="spellStart"/>
-            <w:r>
-              <w:rPr>
-                <w:rFonts w:ascii="맑은 고딕" w:eastAsia="맑은 고딕" w:hAnsi="맑은 고딕" w:cs="맑은 고딕"/>
-                <w:b/>
-                <w:bCs/>
-                <w:sz w:val="20"/>
-                <w:szCs w:val="20"/>
-              </w:rPr>
-              <w:t>리팩토링</w:t>
-            </w:r>
-            <w:proofErr w:type="spellEnd"/>
-            <w:r>
-              <w:rPr>
-                <w:rFonts w:ascii="맑은 고딕" w:eastAsia="맑은 고딕" w:hAnsi="맑은 고딕" w:cs="맑은 고딕"/>
-                <w:b/>
-                <w:bCs/>
-                <w:sz w:val="20"/>
-                <w:szCs w:val="20"/>
-              </w:rPr>
-              <w:t>:</w:t>
+              <w:t>코드 리팩토링:</w:t>
             </w:r>
             <w:r>
               <w:rPr>
@@ -3901,51 +3045,7 @@
                 <w:sz w:val="20"/>
                 <w:szCs w:val="20"/>
               </w:rPr>
-              <w:t>3. 통합 테스트 (</w:t>
-            </w:r>
-            <w:proofErr w:type="spellStart"/>
-            <w:r>
-              <w:rPr>
-                <w:rFonts w:ascii="맑은 고딕" w:eastAsia="맑은 고딕" w:hAnsi="맑은 고딕" w:cs="맑은 고딕"/>
-                <w:b/>
-                <w:bCs/>
-                <w:sz w:val="20"/>
-                <w:szCs w:val="20"/>
-              </w:rPr>
-              <w:t>Integration</w:t>
-            </w:r>
-            <w:proofErr w:type="spellEnd"/>
-            <w:r>
-              <w:rPr>
-                <w:rFonts w:ascii="맑은 고딕" w:eastAsia="맑은 고딕" w:hAnsi="맑은 고딕" w:cs="맑은 고딕"/>
-                <w:b/>
-                <w:bCs/>
-                <w:sz w:val="20"/>
-                <w:szCs w:val="20"/>
-              </w:rPr>
-              <w:t xml:space="preserve"> </w:t>
-            </w:r>
-            <w:proofErr w:type="spellStart"/>
-            <w:r>
-              <w:rPr>
-                <w:rFonts w:ascii="맑은 고딕" w:eastAsia="맑은 고딕" w:hAnsi="맑은 고딕" w:cs="맑은 고딕"/>
-                <w:b/>
-                <w:bCs/>
-                <w:sz w:val="20"/>
-                <w:szCs w:val="20"/>
-              </w:rPr>
-              <w:t>Test</w:t>
-            </w:r>
-            <w:proofErr w:type="spellEnd"/>
-            <w:r>
-              <w:rPr>
-                <w:rFonts w:ascii="맑은 고딕" w:eastAsia="맑은 고딕" w:hAnsi="맑은 고딕" w:cs="맑은 고딕"/>
-                <w:b/>
-                <w:bCs/>
-                <w:sz w:val="20"/>
-                <w:szCs w:val="20"/>
-              </w:rPr>
-              <w:t>)</w:t>
+              <w:t>3. 통합 테스트 (Integration Test)</w:t>
             </w:r>
             <w:r>
               <w:rPr>
@@ -4139,7 +3239,6 @@
                 <w:szCs w:val="20"/>
               </w:rPr>
             </w:pPr>
-            <w:proofErr w:type="spellStart"/>
             <w:r>
               <w:rPr>
                 <w:rFonts w:ascii="맑은 고딕" w:eastAsia="맑은 고딕" w:hAnsi="맑은 고딕" w:cs="맑은 고딕" w:hint="eastAsia"/>
@@ -4150,7 +3249,6 @@
               <w:lastRenderedPageBreak/>
               <w:t>추현민</w:t>
             </w:r>
-            <w:proofErr w:type="spellEnd"/>
           </w:p>
         </w:tc>
         <w:tc>
@@ -4222,27 +3320,15 @@
               </w:rPr>
               <w:t xml:space="preserve">* </w:t>
             </w:r>
-            <w:proofErr w:type="spellStart"/>
-            <w:r>
-              <w:rPr>
-                <w:rFonts w:ascii="맑은 고딕" w:eastAsia="맑은 고딕" w:hAnsi="맑은 고딕" w:cs="맑은 고딕"/>
-                <w:b/>
-                <w:sz w:val="20"/>
-                <w:szCs w:val="20"/>
-                <w:lang w:val="en-US"/>
-              </w:rPr>
-              <w:t>Api</w:t>
-            </w:r>
-            <w:proofErr w:type="spellEnd"/>
-            <w:r>
-              <w:rPr>
-                <w:rFonts w:ascii="맑은 고딕" w:eastAsia="맑은 고딕" w:hAnsi="맑은 고딕" w:cs="맑은 고딕"/>
-                <w:b/>
-                <w:sz w:val="20"/>
-                <w:szCs w:val="20"/>
-                <w:lang w:val="en-US"/>
-              </w:rPr>
-              <w:t xml:space="preserve"> 헤더 포함 호출 점검 </w:t>
+            <w:r>
+              <w:rPr>
+                <w:rFonts w:ascii="맑은 고딕" w:eastAsia="맑은 고딕" w:hAnsi="맑은 고딕" w:cs="맑은 고딕"/>
+                <w:b/>
+                <w:sz w:val="20"/>
+                <w:szCs w:val="20"/>
+                <w:lang w:val="en-US"/>
+              </w:rPr>
+              <w:t xml:space="preserve">Api 헤더 포함 호출 점검 </w:t>
             </w:r>
           </w:p>
           <w:p>
@@ -4274,29 +3360,7 @@
                 <w:szCs w:val="20"/>
                 <w:lang w:val="en-US"/>
               </w:rPr>
-              <w:t>입력 검증 추가(</w:t>
-            </w:r>
-            <w:proofErr w:type="spellStart"/>
-            <w:r>
-              <w:rPr>
-                <w:rFonts w:ascii="맑은 고딕" w:eastAsia="맑은 고딕" w:hAnsi="맑은 고딕" w:cs="맑은 고딕"/>
-                <w:b/>
-                <w:sz w:val="20"/>
-                <w:szCs w:val="20"/>
-                <w:lang w:val="en-US"/>
-              </w:rPr>
-              <w:t>XSS방지</w:t>
-            </w:r>
-            <w:proofErr w:type="spellEnd"/>
-            <w:r>
-              <w:rPr>
-                <w:rFonts w:ascii="맑은 고딕" w:eastAsia="맑은 고딕" w:hAnsi="맑은 고딕" w:cs="맑은 고딕"/>
-                <w:b/>
-                <w:sz w:val="20"/>
-                <w:szCs w:val="20"/>
-                <w:lang w:val="en-US"/>
-              </w:rPr>
-              <w:t xml:space="preserve">) </w:t>
+              <w:t xml:space="preserve">입력 검증 추가(XSS방지) </w:t>
             </w:r>
           </w:p>
           <w:p>
@@ -4409,29 +3473,7 @@
                 <w:szCs w:val="20"/>
                 <w:lang w:val="en-US"/>
               </w:rPr>
-              <w:t xml:space="preserve">모든 </w:t>
-            </w:r>
-            <w:proofErr w:type="spellStart"/>
-            <w:r>
-              <w:rPr>
-                <w:rFonts w:ascii="맑은 고딕" w:eastAsia="맑은 고딕" w:hAnsi="맑은 고딕" w:cs="맑은 고딕"/>
-                <w:b/>
-                <w:sz w:val="20"/>
-                <w:szCs w:val="20"/>
-                <w:lang w:val="en-US"/>
-              </w:rPr>
-              <w:t>api</w:t>
-            </w:r>
-            <w:proofErr w:type="spellEnd"/>
-            <w:r>
-              <w:rPr>
-                <w:rFonts w:ascii="맑은 고딕" w:eastAsia="맑은 고딕" w:hAnsi="맑은 고딕" w:cs="맑은 고딕"/>
-                <w:b/>
-                <w:sz w:val="20"/>
-                <w:szCs w:val="20"/>
-                <w:lang w:val="en-US"/>
-              </w:rPr>
-              <w:t xml:space="preserve"> 계층 테스트 </w:t>
+              <w:t xml:space="preserve">모든 api 계층 테스트 </w:t>
             </w:r>
           </w:p>
           <w:p>
@@ -4790,6 +3832,29 @@
                 <w:b/>
               </w:rPr>
             </w:pPr>
+            <w:r>
+              <w:rPr>
+                <w:rFonts w:ascii="맑은 고딕" w:eastAsia="맑은 고딕" w:hAnsi="맑은 고딕" w:cs="맑은 고딕" w:hint="eastAsia"/>
+                <w:b/>
+              </w:rPr>
+              <w:t>아직 전부 완성되지 않은 상태에서 확인한 내용이기는 하나 메인페이지 접속 시 사용자 정보를 먼저 확인하는 것 같은데 그 부분 팝업 창은 없애는게 좋을 것 같습니다</w:t>
+            </w:r>
+          </w:p>
+          <w:p>
+            <w:pPr>
+              <w:spacing w:before="240" w:after="240"/>
+              <w:rPr>
+                <w:rFonts w:ascii="맑은 고딕" w:eastAsia="맑은 고딕" w:hAnsi="맑은 고딕" w:cs="맑은 고딕" w:hint="eastAsia"/>
+                <w:b/>
+              </w:rPr>
+            </w:pPr>
+            <w:r>
+              <w:rPr>
+                <w:rFonts w:ascii="맑은 고딕" w:eastAsia="맑은 고딕" w:hAnsi="맑은 고딕" w:cs="맑은 고딕" w:hint="eastAsia"/>
+                <w:b/>
+              </w:rPr>
+              <w:t>시연 영상을 위한 시나리오 미리 준비하시기 바랍니다</w:t>
+            </w:r>
           </w:p>
         </w:tc>
       </w:tr>
@@ -9755,6 +8820,7 @@
   <w:style w:type="character" w:default="1" w:styleId="a0">
     <w:name w:val="Default Paragraph Font"/>
     <w:uiPriority w:val="1"/>
+    <w:semiHidden/>
     <w:unhideWhenUsed/>
   </w:style>
   <w:style w:type="table" w:default="1" w:styleId="a1">
@@ -11587,28 +10653,28 @@
 </file>
 
 <file path=customXml/item1.xml><?xml version="1.0" encoding="utf-8"?>
-<b:Sources xmlns:b="http://schemas.openxmlformats.org/officeDocument/2006/bibliography" xmlns="http://schemas.openxmlformats.org/officeDocument/2006/bibliography" SelectedStyle="\APASixthEditionOfficeOnline.xsl" StyleName="APA" Version="6"/>
-</file>
-
-<file path=customXml/item2.xml><?xml version="1.0" encoding="utf-8"?>
 <go:gDocsCustomXmlDataStorage xmlns:go="http://customooxmlschemas.google.com/" xmlns:r="http://schemas.openxmlformats.org/officeDocument/2006/relationships">
   <go:docsCustomData xmlns:go="http://customooxmlschemas.google.com/" roundtripDataSignature="AMtx7mgG/cSs2v0g/KffTDcKBHwQpLhUpg==">AMUW2mVVmTVv7lE15yjU4k/ee2Bz4iO6yyWD9Cw6eLR8uOA6hzRemKI0bwZj8am1IMeN5qdc9RXnyhhlvquxrx7Kl9iU076FbOstfL02BuJFpuLSF40D7wQI9S3nLneUb4n8Dp87lRqgl75t91wd7zPbxJGPOjwYOvF1DhqDnE3Udh3Atvpw3f5mgSanOt7o9D0OoQays68K7KCeMDYWtTNUFhDY1bw6hgy7GLMTR/b92Sqyd2ad/gKZahrQezKDeJwoVg2e3SGFRTvrPvDCJxEPHbafCXoCaoXH+LZ4Sw/QlUPPMMPO32EO2UY9QVONpSNtZNP5MAUB</go:docsCustomData>
 </go:gDocsCustomXmlDataStorage>
 </file>
 
-<file path=customXml/itemProps1.xml><?xml version="1.0" encoding="utf-8"?>
-<ds:datastoreItem xmlns:ds="http://schemas.openxmlformats.org/officeDocument/2006/customXml" ds:itemID="{C65363CB-C353-4729-86B0-9D2CC85717BA}">
-  <ds:schemaRefs>
-    <ds:schemaRef ds:uri="http://schemas.openxmlformats.org/officeDocument/2006/bibliography"/>
-  </ds:schemaRefs>
-</ds:datastoreItem>
+<file path=customXml/item2.xml><?xml version="1.0" encoding="utf-8"?>
+<b:Sources xmlns:b="http://schemas.openxmlformats.org/officeDocument/2006/bibliography" xmlns="http://schemas.openxmlformats.org/officeDocument/2006/bibliography" SelectedStyle="\APASixthEditionOfficeOnline.xsl" StyleName="APA" Version="6"/>
 </file>
 
-<file path=customXml/itemProps2.xml><?xml version="1.0" encoding="utf-8"?>
+<file path=customXml/itemProps1.xml><?xml version="1.0" encoding="utf-8"?>
 <ds:datastoreItem xmlns:ds="http://schemas.openxmlformats.org/officeDocument/2006/customXml" ds:itemID="{11111111-1234-1234-1234-123412341234}">
   <ds:schemaRefs>
     <ds:schemaRef ds:uri="http://customooxmlschemas.google.com/"/>
     <ds:schemaRef ds:uri="http://schemas.openxmlformats.org/officeDocument/2006/relationships"/>
   </ds:schemaRefs>
 </ds:datastoreItem>
+</file>
+
+<file path=customXml/itemProps2.xml><?xml version="1.0" encoding="utf-8"?>
+<ds:datastoreItem xmlns:ds="http://schemas.openxmlformats.org/officeDocument/2006/customXml" ds:itemID="{C65363CB-C353-4729-86B0-9D2CC85717BA}">
+  <ds:schemaRefs>
+    <ds:schemaRef ds:uri="http://schemas.openxmlformats.org/officeDocument/2006/bibliography"/>
+  </ds:schemaRefs>
+</ds:datastoreItem>
 </file>